--- a/exercises/lab_04_01/Lab Instructions.docx
+++ b/exercises/lab_04_01/Lab Instructions.docx
@@ -323,7 +323,7 @@
           <w:szCs w:val="24"/>
           <w:lang w:val="en-US"/>
         </w:rPr>
-        <w:t xml:space="preserve"> (generated below). It contains 24 student test-score entries across multiple subjects, with intentional problems for you to catch:</w:t>
+        <w:t xml:space="preserve"> from this lab's folder. It contains 24 student test-score entries across multiple subjects, with intentional problems for you to catch:</w:t>
       </w:r>
     </w:p>
     <w:p xmlns:wp14="http://schemas.microsoft.com/office/word/2010/wordml" wp14:paraId="5021BC82" wp14:textId="382ADD93">

--- a/exercises/lab_04_01/Lab Instructions.docx
+++ b/exercises/lab_04_01/Lab Instructions.docx
@@ -323,7 +323,7 @@
           <w:szCs w:val="24"/>
           <w:lang w:val="en-US"/>
         </w:rPr>
-        <w:t xml:space="preserve"> from this lab's folder. It contains 24 student test-score entries across multiple subjects, with intentional problems for you to catch:</w:t>
+        <w:t xml:space="preserve"> from this lab's folder. It contains 22 student test-score entries across multiple subjects, with intentional problems for you to catch:</w:t>
       </w:r>
     </w:p>
     <w:p xmlns:wp14="http://schemas.microsoft.com/office/word/2010/wordml" wp14:paraId="5021BC82" wp14:textId="382ADD93">
@@ -1985,7 +1985,7 @@
           <w:szCs w:val="24"/>
           <w:lang w:val="en-US"/>
         </w:rPr>
-        <w:t>Add a 5th step: a script that flags any student whose average dropped compared to their highest single-subject score, and appends this to the report. This isn't covered in the lesson — see if you can decompose it yourself using the same framework.</w:t>
+        <w:t>Add a 5th step: a script that flags any student whose average is based on only one valid score (because their other score was removed during cleaning), and appends this to the report. This isn't covered in the lesson — see if you can decompose it yourself using the same framework.</w:t>
       </w:r>
     </w:p>
     <w:p xmlns:wp14="http://schemas.microsoft.com/office/word/2010/wordml" wp14:paraId="2C078E63" wp14:textId="072DFFB3"/>
